--- a/static/docs/word/NOTICE Classwork mj26.docx
+++ b/static/docs/word/NOTICE Classwork mj26.docx
@@ -460,91 +460,6 @@
           <w:szCs w:val="26"/>
         </w:rPr>
       </w:pPr>
-      <w:r>
-        <w:rPr>
-          <w:noProof/>
-        </w:rPr>
-        <w:drawing>
-          <wp:anchor distT="0" distB="0" distL="114300" distR="114300" simplePos="0" relativeHeight="251661312" behindDoc="1" locked="0" layoutInCell="1" allowOverlap="1" wp14:anchorId="36824739" wp14:editId="7AAABC12">
-            <wp:simplePos x="0" y="0"/>
-            <wp:positionH relativeFrom="column">
-              <wp:posOffset>3759200</wp:posOffset>
-            </wp:positionH>
-            <wp:positionV relativeFrom="paragraph">
-              <wp:posOffset>5080</wp:posOffset>
-            </wp:positionV>
-            <wp:extent cx="1377950" cy="735965"/>
-            <wp:effectExtent l="0" t="0" r="0" b="6985"/>
-            <wp:wrapTight wrapText="bothSides">
-              <wp:wrapPolygon edited="0">
-                <wp:start x="12841" y="0"/>
-                <wp:lineTo x="8361" y="559"/>
-                <wp:lineTo x="1493" y="6150"/>
-                <wp:lineTo x="1493" y="9505"/>
-                <wp:lineTo x="0" y="11741"/>
-                <wp:lineTo x="0" y="13418"/>
-                <wp:lineTo x="6570" y="18450"/>
-                <wp:lineTo x="6570" y="21246"/>
-                <wp:lineTo x="8361" y="21246"/>
-                <wp:lineTo x="8660" y="18450"/>
-                <wp:lineTo x="13139" y="9505"/>
-                <wp:lineTo x="21202" y="5591"/>
-                <wp:lineTo x="21202" y="1677"/>
-                <wp:lineTo x="14334" y="0"/>
-                <wp:lineTo x="12841" y="0"/>
-              </wp:wrapPolygon>
-            </wp:wrapTight>
-            <wp:docPr id="1767708151" name="Picture 1"/>
-            <wp:cNvGraphicFramePr>
-              <a:graphicFrameLocks xmlns:a="http://schemas.openxmlformats.org/drawingml/2006/main" noChangeAspect="1"/>
-            </wp:cNvGraphicFramePr>
-            <a:graphic xmlns:a="http://schemas.openxmlformats.org/drawingml/2006/main">
-              <a:graphicData uri="http://schemas.openxmlformats.org/drawingml/2006/picture">
-                <pic:pic xmlns:pic="http://schemas.openxmlformats.org/drawingml/2006/picture">
-                  <pic:nvPicPr>
-                    <pic:cNvPr id="0" name="Picture 1"/>
-                    <pic:cNvPicPr>
-                      <a:picLocks noChangeAspect="1" noChangeArrowheads="1"/>
-                    </pic:cNvPicPr>
-                  </pic:nvPicPr>
-                  <pic:blipFill>
-                    <a:blip r:embed="rId7" cstate="print">
-                      <a:extLst>
-                        <a:ext uri="{28A0092B-C50C-407E-A947-70E740481C1C}">
-                          <a14:useLocalDpi xmlns:a14="http://schemas.microsoft.com/office/drawing/2010/main" val="0"/>
-                        </a:ext>
-                      </a:extLst>
-                    </a:blip>
-                    <a:srcRect/>
-                    <a:stretch>
-                      <a:fillRect/>
-                    </a:stretch>
-                  </pic:blipFill>
-                  <pic:spPr bwMode="auto">
-                    <a:xfrm>
-                      <a:off x="0" y="0"/>
-                      <a:ext cx="1377950" cy="735965"/>
-                    </a:xfrm>
-                    <a:prstGeom prst="rect">
-                      <a:avLst/>
-                    </a:prstGeom>
-                    <a:noFill/>
-                    <a:ln>
-                      <a:noFill/>
-                    </a:ln>
-                  </pic:spPr>
-                </pic:pic>
-              </a:graphicData>
-            </a:graphic>
-            <wp14:sizeRelH relativeFrom="margin">
-              <wp14:pctWidth>0</wp14:pctWidth>
-            </wp14:sizeRelH>
-            <wp14:sizeRelV relativeFrom="margin">
-              <wp14:pctHeight>0</wp14:pctHeight>
-            </wp14:sizeRelV>
-          </wp:anchor>
-        </w:drawing>
-      </w:r>
     </w:p>
     <w:p>
       <w:pPr>
@@ -686,25 +601,7 @@
                                 <w:sz w:val="24"/>
                                 <w:szCs w:val="24"/>
                               </w:rPr>
-                              <w:t>/</w:t>
-                            </w:r>
-                            <w:r>
-                              <w:rPr>
-                                <w:rFonts w:ascii="Tahoma" w:hAnsi="Tahoma" w:cs="Tahoma"/>
-                                <w:color w:val="1F1F1F"/>
-                                <w:sz w:val="24"/>
-                                <w:szCs w:val="24"/>
-                              </w:rPr>
-                              <w:t>2087</w:t>
-                            </w:r>
-                            <w:r>
-                              <w:rPr>
-                                <w:rFonts w:ascii="Tahoma" w:hAnsi="Tahoma" w:cs="Tahoma"/>
-                                <w:color w:val="1F1F1F"/>
-                                <w:sz w:val="24"/>
-                                <w:szCs w:val="24"/>
-                              </w:rPr>
-                              <w:t xml:space="preserve">                                                                    </w:t>
+                              <w:t xml:space="preserve">/                                                                </w:t>
                             </w:r>
                           </w:p>
                           <w:p>
@@ -900,25 +797,7 @@
                           <w:sz w:val="24"/>
                           <w:szCs w:val="24"/>
                         </w:rPr>
-                        <w:t>/</w:t>
-                      </w:r>
-                      <w:r>
-                        <w:rPr>
-                          <w:rFonts w:ascii="Tahoma" w:hAnsi="Tahoma" w:cs="Tahoma"/>
-                          <w:color w:val="1F1F1F"/>
-                          <w:sz w:val="24"/>
-                          <w:szCs w:val="24"/>
-                        </w:rPr>
-                        <w:t>2087</w:t>
-                      </w:r>
-                      <w:r>
-                        <w:rPr>
-                          <w:rFonts w:ascii="Tahoma" w:hAnsi="Tahoma" w:cs="Tahoma"/>
-                          <w:color w:val="1F1F1F"/>
-                          <w:sz w:val="24"/>
-                          <w:szCs w:val="24"/>
-                        </w:rPr>
-                        <w:t xml:space="preserve">                                                                    </w:t>
+                        <w:t xml:space="preserve">/                                                                </w:t>
                       </w:r>
                     </w:p>
                     <w:p>
@@ -1376,7 +1255,12 @@
     </w:p>
     <w:p/>
     <w:sectPr>
+      <w:headerReference w:type="even" r:id="rId7"/>
       <w:headerReference w:type="default" r:id="rId8"/>
+      <w:footerReference w:type="even" r:id="rId9"/>
+      <w:footerReference w:type="default" r:id="rId10"/>
+      <w:headerReference w:type="first" r:id="rId11"/>
+      <w:footerReference w:type="first" r:id="rId12"/>
       <w:pgSz w:w="11906" w:h="16838"/>
       <w:pgMar w:top="1170" w:right="926" w:bottom="8" w:left="1440" w:header="720" w:footer="720" w:gutter="0"/>
       <w:cols w:space="720"/>
@@ -1405,6 +1289,36 @@
 </w:endnotes>
 </file>
 
+<file path=word/footer1.xml><?xml version="1.0" encoding="utf-8"?>
+<w:ftr xmlns:wpc="http://schemas.microsoft.com/office/word/2010/wordprocessingCanvas" xmlns:cx="http://schemas.microsoft.com/office/drawing/2014/chartex" xmlns:cx1="http://schemas.microsoft.com/office/drawing/2015/9/8/chartex" xmlns:cx2="http://schemas.microsoft.com/office/drawing/2015/10/21/chartex" xmlns:cx3="http://schemas.microsoft.com/office/drawing/2016/5/9/chartex" xmlns:cx4="http://schemas.microsoft.com/office/drawing/2016/5/10/chartex" xmlns:cx5="http://schemas.microsoft.com/office/drawing/2016/5/11/chartex" xmlns:cx6="http://schemas.microsoft.com/office/drawing/2016/5/12/chartex" xmlns:cx7="http://schemas.microsoft.com/office/drawing/2016/5/13/chartex" xmlns:cx8="http://schemas.microsoft.com/office/drawing/2016/5/14/chartex" xmlns:mc="http://schemas.openxmlformats.org/markup-compatibility/2006" xmlns:aink="http://schemas.microsoft.com/office/drawing/2016/ink" xmlns:am3d="http://schemas.microsoft.com/office/drawing/2017/model3d" xmlns:o="urn:schemas-microsoft-com:office:office" xmlns:oel="http://schemas.microsoft.com/office/2019/extlst" xmlns:r="http://schemas.openxmlformats.org/officeDocument/2006/relationships" xmlns:m="http://schemas.openxmlformats.org/officeDocument/2006/math" xmlns:v="urn:schemas-microsoft-com:vml" xmlns:wp14="http://schemas.microsoft.com/office/word/2010/wordprocessingDrawing" xmlns:wp="http://schemas.openxmlformats.org/drawingml/2006/wordprocessingDrawing" xmlns:w10="urn:schemas-microsoft-com:office:word" xmlns:w="http://schemas.openxmlformats.org/wordprocessingml/2006/main" xmlns:w14="http://schemas.microsoft.com/office/word/2010/wordml" xmlns:w15="http://schemas.microsoft.com/office/word/2012/wordml" xmlns:w16cex="http://schemas.microsoft.com/office/word/2018/wordml/cex" xmlns:w16cid="http://schemas.microsoft.com/office/word/2016/wordml/cid" xmlns:w16="http://schemas.microsoft.com/office/word/2018/wordml" xmlns:w16du="http://schemas.microsoft.com/office/word/2023/wordml/word16du" xmlns:w16sdtdh="http://schemas.microsoft.com/office/word/2020/wordml/sdtdatahash" xmlns:w16sdtfl="http://schemas.microsoft.com/office/word/2024/wordml/sdtformatlock" xmlns:w16se="http://schemas.microsoft.com/office/word/2015/wordml/symex" xmlns:wpg="http://schemas.microsoft.com/office/word/2010/wordprocessingGroup" xmlns:wpi="http://schemas.microsoft.com/office/word/2010/wordprocessingInk" xmlns:wne="http://schemas.microsoft.com/office/word/2006/wordml" xmlns:wps="http://schemas.microsoft.com/office/word/2010/wordprocessingShape" mc:Ignorable="w14 w15 w16se w16cid w16 w16cex w16sdtdh w16sdtfl w16du wp14">
+  <w:p>
+    <w:pPr>
+      <w:pStyle w:val="Footer"/>
+    </w:pPr>
+  </w:p>
+</w:ftr>
+</file>
+
+<file path=word/footer2.xml><?xml version="1.0" encoding="utf-8"?>
+<w:ftr xmlns:wpc="http://schemas.microsoft.com/office/word/2010/wordprocessingCanvas" xmlns:cx="http://schemas.microsoft.com/office/drawing/2014/chartex" xmlns:cx1="http://schemas.microsoft.com/office/drawing/2015/9/8/chartex" xmlns:cx2="http://schemas.microsoft.com/office/drawing/2015/10/21/chartex" xmlns:cx3="http://schemas.microsoft.com/office/drawing/2016/5/9/chartex" xmlns:cx4="http://schemas.microsoft.com/office/drawing/2016/5/10/chartex" xmlns:cx5="http://schemas.microsoft.com/office/drawing/2016/5/11/chartex" xmlns:cx6="http://schemas.microsoft.com/office/drawing/2016/5/12/chartex" xmlns:cx7="http://schemas.microsoft.com/office/drawing/2016/5/13/chartex" xmlns:cx8="http://schemas.microsoft.com/office/drawing/2016/5/14/chartex" xmlns:mc="http://schemas.openxmlformats.org/markup-compatibility/2006" xmlns:aink="http://schemas.microsoft.com/office/drawing/2016/ink" xmlns:am3d="http://schemas.microsoft.com/office/drawing/2017/model3d" xmlns:o="urn:schemas-microsoft-com:office:office" xmlns:oel="http://schemas.microsoft.com/office/2019/extlst" xmlns:r="http://schemas.openxmlformats.org/officeDocument/2006/relationships" xmlns:m="http://schemas.openxmlformats.org/officeDocument/2006/math" xmlns:v="urn:schemas-microsoft-com:vml" xmlns:wp14="http://schemas.microsoft.com/office/word/2010/wordprocessingDrawing" xmlns:wp="http://schemas.openxmlformats.org/drawingml/2006/wordprocessingDrawing" xmlns:w10="urn:schemas-microsoft-com:office:word" xmlns:w="http://schemas.openxmlformats.org/wordprocessingml/2006/main" xmlns:w14="http://schemas.microsoft.com/office/word/2010/wordml" xmlns:w15="http://schemas.microsoft.com/office/word/2012/wordml" xmlns:w16cex="http://schemas.microsoft.com/office/word/2018/wordml/cex" xmlns:w16cid="http://schemas.microsoft.com/office/word/2016/wordml/cid" xmlns:w16="http://schemas.microsoft.com/office/word/2018/wordml" xmlns:w16du="http://schemas.microsoft.com/office/word/2023/wordml/word16du" xmlns:w16sdtdh="http://schemas.microsoft.com/office/word/2020/wordml/sdtdatahash" xmlns:w16sdtfl="http://schemas.microsoft.com/office/word/2024/wordml/sdtformatlock" xmlns:w16se="http://schemas.microsoft.com/office/word/2015/wordml/symex" xmlns:wpg="http://schemas.microsoft.com/office/word/2010/wordprocessingGroup" xmlns:wpi="http://schemas.microsoft.com/office/word/2010/wordprocessingInk" xmlns:wne="http://schemas.microsoft.com/office/word/2006/wordml" xmlns:wps="http://schemas.microsoft.com/office/word/2010/wordprocessingShape" mc:Ignorable="w14 w15 w16se w16cid w16 w16cex w16sdtdh w16sdtfl w16du wp14">
+  <w:p>
+    <w:pPr>
+      <w:pStyle w:val="Footer"/>
+    </w:pPr>
+  </w:p>
+</w:ftr>
+</file>
+
+<file path=word/footer3.xml><?xml version="1.0" encoding="utf-8"?>
+<w:ftr xmlns:wpc="http://schemas.microsoft.com/office/word/2010/wordprocessingCanvas" xmlns:cx="http://schemas.microsoft.com/office/drawing/2014/chartex" xmlns:cx1="http://schemas.microsoft.com/office/drawing/2015/9/8/chartex" xmlns:cx2="http://schemas.microsoft.com/office/drawing/2015/10/21/chartex" xmlns:cx3="http://schemas.microsoft.com/office/drawing/2016/5/9/chartex" xmlns:cx4="http://schemas.microsoft.com/office/drawing/2016/5/10/chartex" xmlns:cx5="http://schemas.microsoft.com/office/drawing/2016/5/11/chartex" xmlns:cx6="http://schemas.microsoft.com/office/drawing/2016/5/12/chartex" xmlns:cx7="http://schemas.microsoft.com/office/drawing/2016/5/13/chartex" xmlns:cx8="http://schemas.microsoft.com/office/drawing/2016/5/14/chartex" xmlns:mc="http://schemas.openxmlformats.org/markup-compatibility/2006" xmlns:aink="http://schemas.microsoft.com/office/drawing/2016/ink" xmlns:am3d="http://schemas.microsoft.com/office/drawing/2017/model3d" xmlns:o="urn:schemas-microsoft-com:office:office" xmlns:oel="http://schemas.microsoft.com/office/2019/extlst" xmlns:r="http://schemas.openxmlformats.org/officeDocument/2006/relationships" xmlns:m="http://schemas.openxmlformats.org/officeDocument/2006/math" xmlns:v="urn:schemas-microsoft-com:vml" xmlns:wp14="http://schemas.microsoft.com/office/word/2010/wordprocessingDrawing" xmlns:wp="http://schemas.openxmlformats.org/drawingml/2006/wordprocessingDrawing" xmlns:w10="urn:schemas-microsoft-com:office:word" xmlns:w="http://schemas.openxmlformats.org/wordprocessingml/2006/main" xmlns:w14="http://schemas.microsoft.com/office/word/2010/wordml" xmlns:w15="http://schemas.microsoft.com/office/word/2012/wordml" xmlns:w16cex="http://schemas.microsoft.com/office/word/2018/wordml/cex" xmlns:w16cid="http://schemas.microsoft.com/office/word/2016/wordml/cid" xmlns:w16="http://schemas.microsoft.com/office/word/2018/wordml" xmlns:w16du="http://schemas.microsoft.com/office/word/2023/wordml/word16du" xmlns:w16sdtdh="http://schemas.microsoft.com/office/word/2020/wordml/sdtdatahash" xmlns:w16sdtfl="http://schemas.microsoft.com/office/word/2024/wordml/sdtformatlock" xmlns:w16se="http://schemas.microsoft.com/office/word/2015/wordml/symex" xmlns:wpg="http://schemas.microsoft.com/office/word/2010/wordprocessingGroup" xmlns:wpi="http://schemas.microsoft.com/office/word/2010/wordprocessingInk" xmlns:wne="http://schemas.microsoft.com/office/word/2006/wordml" xmlns:wps="http://schemas.microsoft.com/office/word/2010/wordprocessingShape" mc:Ignorable="w14 w15 w16se w16cid w16 w16cex w16sdtdh w16sdtfl w16du wp14">
+  <w:p>
+    <w:pPr>
+      <w:pStyle w:val="Footer"/>
+    </w:pPr>
+  </w:p>
+</w:ftr>
+</file>
+
 <file path=word/footnotes.xml><?xml version="1.0" encoding="utf-8"?>
 <w:footnotes xmlns:wpc="http://schemas.microsoft.com/office/word/2010/wordprocessingCanvas" xmlns:cx="http://schemas.microsoft.com/office/drawing/2014/chartex" xmlns:cx1="http://schemas.microsoft.com/office/drawing/2015/9/8/chartex" xmlns:cx2="http://schemas.microsoft.com/office/drawing/2015/10/21/chartex" xmlns:cx3="http://schemas.microsoft.com/office/drawing/2016/5/9/chartex" xmlns:cx4="http://schemas.microsoft.com/office/drawing/2016/5/10/chartex" xmlns:cx5="http://schemas.microsoft.com/office/drawing/2016/5/11/chartex" xmlns:cx6="http://schemas.microsoft.com/office/drawing/2016/5/12/chartex" xmlns:cx7="http://schemas.microsoft.com/office/drawing/2016/5/13/chartex" xmlns:cx8="http://schemas.microsoft.com/office/drawing/2016/5/14/chartex" xmlns:mc="http://schemas.openxmlformats.org/markup-compatibility/2006" xmlns:aink="http://schemas.microsoft.com/office/drawing/2016/ink" xmlns:am3d="http://schemas.microsoft.com/office/drawing/2017/model3d" xmlns:o="urn:schemas-microsoft-com:office:office" xmlns:oel="http://schemas.microsoft.com/office/2019/extlst" xmlns:r="http://schemas.openxmlformats.org/officeDocument/2006/relationships" xmlns:m="http://schemas.openxmlformats.org/officeDocument/2006/math" xmlns:v="urn:schemas-microsoft-com:vml" xmlns:wp14="http://schemas.microsoft.com/office/word/2010/wordprocessingDrawing" xmlns:wp="http://schemas.openxmlformats.org/drawingml/2006/wordprocessingDrawing" xmlns:w10="urn:schemas-microsoft-com:office:word" xmlns:w="http://schemas.openxmlformats.org/wordprocessingml/2006/main" xmlns:w14="http://schemas.microsoft.com/office/word/2010/wordml" xmlns:w15="http://schemas.microsoft.com/office/word/2012/wordml" xmlns:w16cex="http://schemas.microsoft.com/office/word/2018/wordml/cex" xmlns:w16cid="http://schemas.microsoft.com/office/word/2016/wordml/cid" xmlns:w16="http://schemas.microsoft.com/office/word/2018/wordml" xmlns:w16du="http://schemas.microsoft.com/office/word/2023/wordml/word16du" xmlns:w16sdtdh="http://schemas.microsoft.com/office/word/2020/wordml/sdtdatahash" xmlns:w16sdtfl="http://schemas.microsoft.com/office/word/2024/wordml/sdtformatlock" xmlns:w16se="http://schemas.microsoft.com/office/word/2015/wordml/symex" xmlns:wpg="http://schemas.microsoft.com/office/word/2010/wordprocessingGroup" xmlns:wpi="http://schemas.microsoft.com/office/word/2010/wordprocessingInk" xmlns:wne="http://schemas.microsoft.com/office/word/2006/wordml" xmlns:wps="http://schemas.microsoft.com/office/word/2010/wordprocessingShape" mc:Ignorable="w14 w15 w16se w16cid w16 w16cex w16sdtdh w16sdtfl w16du wp14">
   <w:footnote w:type="separator" w:id="-1">
@@ -1428,6 +1342,16 @@
 <w:hdr xmlns:wpc="http://schemas.microsoft.com/office/word/2010/wordprocessingCanvas" xmlns:cx="http://schemas.microsoft.com/office/drawing/2014/chartex" xmlns:cx1="http://schemas.microsoft.com/office/drawing/2015/9/8/chartex" xmlns:cx2="http://schemas.microsoft.com/office/drawing/2015/10/21/chartex" xmlns:cx3="http://schemas.microsoft.com/office/drawing/2016/5/9/chartex" xmlns:cx4="http://schemas.microsoft.com/office/drawing/2016/5/10/chartex" xmlns:cx5="http://schemas.microsoft.com/office/drawing/2016/5/11/chartex" xmlns:cx6="http://schemas.microsoft.com/office/drawing/2016/5/12/chartex" xmlns:cx7="http://schemas.microsoft.com/office/drawing/2016/5/13/chartex" xmlns:cx8="http://schemas.microsoft.com/office/drawing/2016/5/14/chartex" xmlns:mc="http://schemas.openxmlformats.org/markup-compatibility/2006" xmlns:aink="http://schemas.microsoft.com/office/drawing/2016/ink" xmlns:am3d="http://schemas.microsoft.com/office/drawing/2017/model3d" xmlns:o="urn:schemas-microsoft-com:office:office" xmlns:oel="http://schemas.microsoft.com/office/2019/extlst" xmlns:r="http://schemas.openxmlformats.org/officeDocument/2006/relationships" xmlns:m="http://schemas.openxmlformats.org/officeDocument/2006/math" xmlns:v="urn:schemas-microsoft-com:vml" xmlns:wp14="http://schemas.microsoft.com/office/word/2010/wordprocessingDrawing" xmlns:wp="http://schemas.openxmlformats.org/drawingml/2006/wordprocessingDrawing" xmlns:w10="urn:schemas-microsoft-com:office:word" xmlns:w="http://schemas.openxmlformats.org/wordprocessingml/2006/main" xmlns:w14="http://schemas.microsoft.com/office/word/2010/wordml" xmlns:w15="http://schemas.microsoft.com/office/word/2012/wordml" xmlns:w16cex="http://schemas.microsoft.com/office/word/2018/wordml/cex" xmlns:w16cid="http://schemas.microsoft.com/office/word/2016/wordml/cid" xmlns:w16="http://schemas.microsoft.com/office/word/2018/wordml" xmlns:w16du="http://schemas.microsoft.com/office/word/2023/wordml/word16du" xmlns:w16sdtdh="http://schemas.microsoft.com/office/word/2020/wordml/sdtdatahash" xmlns:w16sdtfl="http://schemas.microsoft.com/office/word/2024/wordml/sdtformatlock" xmlns:w16se="http://schemas.microsoft.com/office/word/2015/wordml/symex" xmlns:wpg="http://schemas.microsoft.com/office/word/2010/wordprocessingGroup" xmlns:wpi="http://schemas.microsoft.com/office/word/2010/wordprocessingInk" xmlns:wne="http://schemas.microsoft.com/office/word/2006/wordml" xmlns:wps="http://schemas.microsoft.com/office/word/2010/wordprocessingShape" mc:Ignorable="w14 w15 w16se w16cid w16 w16cex w16sdtdh w16sdtfl w16du wp14">
   <w:p>
     <w:pPr>
+      <w:pStyle w:val="Header"/>
+    </w:pPr>
+  </w:p>
+</w:hdr>
+</file>
+
+<file path=word/header2.xml><?xml version="1.0" encoding="utf-8"?>
+<w:hdr xmlns:wpc="http://schemas.microsoft.com/office/word/2010/wordprocessingCanvas" xmlns:cx="http://schemas.microsoft.com/office/drawing/2014/chartex" xmlns:cx1="http://schemas.microsoft.com/office/drawing/2015/9/8/chartex" xmlns:cx2="http://schemas.microsoft.com/office/drawing/2015/10/21/chartex" xmlns:cx3="http://schemas.microsoft.com/office/drawing/2016/5/9/chartex" xmlns:cx4="http://schemas.microsoft.com/office/drawing/2016/5/10/chartex" xmlns:cx5="http://schemas.microsoft.com/office/drawing/2016/5/11/chartex" xmlns:cx6="http://schemas.microsoft.com/office/drawing/2016/5/12/chartex" xmlns:cx7="http://schemas.microsoft.com/office/drawing/2016/5/13/chartex" xmlns:cx8="http://schemas.microsoft.com/office/drawing/2016/5/14/chartex" xmlns:mc="http://schemas.openxmlformats.org/markup-compatibility/2006" xmlns:aink="http://schemas.microsoft.com/office/drawing/2016/ink" xmlns:am3d="http://schemas.microsoft.com/office/drawing/2017/model3d" xmlns:o="urn:schemas-microsoft-com:office:office" xmlns:oel="http://schemas.microsoft.com/office/2019/extlst" xmlns:r="http://schemas.openxmlformats.org/officeDocument/2006/relationships" xmlns:m="http://schemas.openxmlformats.org/officeDocument/2006/math" xmlns:v="urn:schemas-microsoft-com:vml" xmlns:wp14="http://schemas.microsoft.com/office/word/2010/wordprocessingDrawing" xmlns:wp="http://schemas.openxmlformats.org/drawingml/2006/wordprocessingDrawing" xmlns:w10="urn:schemas-microsoft-com:office:word" xmlns:w="http://schemas.openxmlformats.org/wordprocessingml/2006/main" xmlns:w14="http://schemas.microsoft.com/office/word/2010/wordml" xmlns:w15="http://schemas.microsoft.com/office/word/2012/wordml" xmlns:w16cex="http://schemas.microsoft.com/office/word/2018/wordml/cex" xmlns:w16cid="http://schemas.microsoft.com/office/word/2016/wordml/cid" xmlns:w16="http://schemas.microsoft.com/office/word/2018/wordml" xmlns:w16du="http://schemas.microsoft.com/office/word/2023/wordml/word16du" xmlns:w16sdtdh="http://schemas.microsoft.com/office/word/2020/wordml/sdtdatahash" xmlns:w16sdtfl="http://schemas.microsoft.com/office/word/2024/wordml/sdtformatlock" xmlns:w16se="http://schemas.microsoft.com/office/word/2015/wordml/symex" xmlns:wpg="http://schemas.microsoft.com/office/word/2010/wordprocessingGroup" xmlns:wpi="http://schemas.microsoft.com/office/word/2010/wordprocessingInk" xmlns:wne="http://schemas.microsoft.com/office/word/2006/wordml" xmlns:wps="http://schemas.microsoft.com/office/word/2010/wordprocessingShape" mc:Ignorable="w14 w15 w16se w16cid w16 w16cex w16sdtdh w16sdtfl w16du wp14">
+  <w:p>
+    <w:pPr>
       <w:jc w:val="right"/>
       <w:rPr>
         <w:rFonts w:ascii="Century Gothic" w:eastAsia="Calibri" w:hAnsi="Century Gothic"/>
@@ -1435,82 +1359,6 @@
         <w:szCs w:val="16"/>
       </w:rPr>
     </w:pPr>
-    <w:r>
-      <w:rPr>
-        <w:rFonts w:ascii="Times New Roman" w:hAnsi="Times New Roman"/>
-        <w:noProof/>
-      </w:rPr>
-      <w:drawing>
-        <wp:anchor distT="0" distB="0" distL="114300" distR="114300" simplePos="0" relativeHeight="251659264" behindDoc="1" locked="0" layoutInCell="1" allowOverlap="1" wp14:anchorId="7D567ADD" wp14:editId="3F057A13">
-          <wp:simplePos x="0" y="0"/>
-          <wp:positionH relativeFrom="leftMargin">
-            <wp:posOffset>273050</wp:posOffset>
-          </wp:positionH>
-          <wp:positionV relativeFrom="page">
-            <wp:posOffset>554355</wp:posOffset>
-          </wp:positionV>
-          <wp:extent cx="790575" cy="765810"/>
-          <wp:effectExtent l="0" t="0" r="9525" b="0"/>
-          <wp:wrapTight wrapText="bothSides">
-            <wp:wrapPolygon edited="0">
-              <wp:start x="0" y="0"/>
-              <wp:lineTo x="0" y="20955"/>
-              <wp:lineTo x="21340" y="20955"/>
-              <wp:lineTo x="21340" y="0"/>
-              <wp:lineTo x="0" y="0"/>
-            </wp:wrapPolygon>
-          </wp:wrapTight>
-          <wp:docPr id="706781717" name="Picture 706781717"/>
-          <wp:cNvGraphicFramePr>
-            <a:graphicFrameLocks xmlns:a="http://schemas.openxmlformats.org/drawingml/2006/main" noChangeAspect="1"/>
-          </wp:cNvGraphicFramePr>
-          <a:graphic xmlns:a="http://schemas.openxmlformats.org/drawingml/2006/main">
-            <a:graphicData uri="http://schemas.openxmlformats.org/drawingml/2006/picture">
-              <pic:pic xmlns:pic="http://schemas.openxmlformats.org/drawingml/2006/picture">
-                <pic:nvPicPr>
-                  <pic:cNvPr id="1" name="Picture 1"/>
-                  <pic:cNvPicPr>
-                    <a:picLocks noChangeAspect="1" noChangeArrowheads="1"/>
-                  </pic:cNvPicPr>
-                </pic:nvPicPr>
-                <pic:blipFill>
-                  <a:blip r:embed="rId1">
-                    <a:extLst>
-                      <a:ext uri="{28A0092B-C50C-407E-A947-70E740481C1C}">
-                        <a14:useLocalDpi xmlns:a14="http://schemas.microsoft.com/office/drawing/2010/main" val="0"/>
-                      </a:ext>
-                    </a:extLst>
-                  </a:blip>
-                  <a:srcRect/>
-                  <a:stretch>
-                    <a:fillRect/>
-                  </a:stretch>
-                </pic:blipFill>
-                <pic:spPr>
-                  <a:xfrm>
-                    <a:off x="0" y="0"/>
-                    <a:ext cx="790575" cy="765810"/>
-                  </a:xfrm>
-                  <a:prstGeom prst="rect">
-                    <a:avLst/>
-                  </a:prstGeom>
-                  <a:noFill/>
-                  <a:ln>
-                    <a:noFill/>
-                  </a:ln>
-                </pic:spPr>
-              </pic:pic>
-            </a:graphicData>
-          </a:graphic>
-          <wp14:sizeRelH relativeFrom="margin">
-            <wp14:pctWidth>0</wp14:pctWidth>
-          </wp14:sizeRelH>
-          <wp14:sizeRelV relativeFrom="margin">
-            <wp14:pctHeight>0</wp14:pctHeight>
-          </wp14:sizeRelV>
-        </wp:anchor>
-      </w:drawing>
-    </w:r>
     <w:r>
       <w:rPr>
         <w:rFonts w:ascii="Century Gothic" w:eastAsia="Calibri" w:hAnsi="Century Gothic"/>
@@ -1522,200 +1370,14 @@
   </w:p>
   <w:p>
     <w:pPr>
-      <w:jc w:val="right"/>
-      <w:rPr>
-        <w:rFonts w:ascii="Century Gothic" w:eastAsia="Calibri" w:hAnsi="Century Gothic"/>
-        <w:color w:val="FFFFFF"/>
-        <w:sz w:val="16"/>
-        <w:szCs w:val="16"/>
-      </w:rPr>
+      <w:pStyle w:val="Header"/>
     </w:pPr>
-    <w:r>
-      <w:rPr>
-        <w:rFonts w:ascii="Century Gothic" w:eastAsia="Calibri" w:hAnsi="Century Gothic"/>
-        <w:sz w:val="16"/>
-        <w:szCs w:val="16"/>
-      </w:rPr>
-      <w:t xml:space="preserve">Fax:  </w:t>
-    </w:r>
-    <w:proofErr w:type="gramStart"/>
-    <w:r>
-      <w:rPr>
-        <w:rFonts w:ascii="Century Gothic" w:eastAsia="Calibri" w:hAnsi="Century Gothic"/>
-        <w:sz w:val="16"/>
-        <w:szCs w:val="16"/>
-      </w:rPr>
-      <w:t xml:space="preserve">  :</w:t>
-    </w:r>
-    <w:proofErr w:type="gramEnd"/>
-    <w:r>
-      <w:rPr>
-        <w:rFonts w:ascii="Century Gothic" w:eastAsia="Calibri" w:hAnsi="Century Gothic"/>
-        <w:sz w:val="16"/>
-        <w:szCs w:val="16"/>
-      </w:rPr>
-      <w:t xml:space="preserve">   0194-2310144</w:t>
-    </w:r>
   </w:p>
-  <w:p>
-    <w:pPr>
-      <w:ind w:left="720" w:hanging="436"/>
-      <w:contextualSpacing/>
-      <w:jc w:val="center"/>
-      <w:rPr>
-        <w:rFonts w:ascii="Algerian" w:eastAsia="Calibri" w:hAnsi="Algerian"/>
-        <w:b/>
-        <w:bCs/>
-        <w:sz w:val="28"/>
-        <w:szCs w:val="28"/>
-      </w:rPr>
-    </w:pPr>
-    <w:r>
-      <w:rPr>
-        <w:rFonts w:ascii="Algerian" w:eastAsia="Calibri" w:hAnsi="Algerian"/>
-        <w:b/>
-        <w:bCs/>
-        <w:sz w:val="28"/>
-        <w:szCs w:val="28"/>
-      </w:rPr>
-      <w:t>OFFICE OF THE PRINCIPAL,</w:t>
-    </w:r>
-  </w:p>
-  <w:p>
-    <w:pPr>
-      <w:ind w:left="720" w:hanging="436"/>
-      <w:contextualSpacing/>
-      <w:jc w:val="center"/>
-      <w:rPr>
-        <w:rFonts w:ascii="Algerian" w:eastAsia="Calibri" w:hAnsi="Algerian"/>
-        <w:b/>
-        <w:bCs/>
-        <w:sz w:val="28"/>
-        <w:szCs w:val="28"/>
-      </w:rPr>
-    </w:pPr>
-    <w:r>
-      <w:rPr>
-        <w:rFonts w:ascii="Algerian" w:eastAsia="Calibri" w:hAnsi="Algerian"/>
-        <w:b/>
-        <w:bCs/>
-        <w:sz w:val="28"/>
-        <w:szCs w:val="28"/>
-      </w:rPr>
-      <w:t>KASHMIR GOVT. POLYTECHNIC COLLEGE GOGJI BAGH</w:t>
-    </w:r>
-    <w:r>
-      <w:rPr>
-        <w:rFonts w:ascii="Algerian" w:eastAsia="Calibri" w:hAnsi="Algerian"/>
-        <w:b/>
-        <w:bCs/>
-        <w:sz w:val="28"/>
-        <w:szCs w:val="28"/>
-      </w:rPr>
-      <w:t xml:space="preserve"> </w:t>
-    </w:r>
-    <w:r>
-      <w:rPr>
-        <w:rFonts w:ascii="Algerian" w:eastAsia="Calibri" w:hAnsi="Algerian"/>
-        <w:b/>
-        <w:bCs/>
-        <w:sz w:val="28"/>
-        <w:szCs w:val="28"/>
-      </w:rPr>
-      <w:t>SRINAGAR.</w:t>
-    </w:r>
-  </w:p>
-  <w:p>
-    <w:pPr>
-      <w:contextualSpacing/>
-      <w:rPr>
-        <w:sz w:val="20"/>
-        <w:szCs w:val="20"/>
-      </w:rPr>
-    </w:pPr>
-    <w:r>
-      <w:t xml:space="preserve">                    </w:t>
-    </w:r>
-    <w:r>
-      <w:t xml:space="preserve">     </w:t>
-    </w:r>
-    <w:hyperlink r:id="rId2" w:history="1">
-      <w:r>
-        <w:rPr>
-          <w:rStyle w:val="Hyperlink"/>
-          <w:rFonts w:ascii="Century Gothic" w:hAnsi="Century Gothic" w:cs="Calibri"/>
-          <w:sz w:val="20"/>
-          <w:szCs w:val="20"/>
-        </w:rPr>
-        <w:t>https://www.kgpsrinagar.edu.in.</w:t>
-      </w:r>
-    </w:hyperlink>
-  </w:p>
-  <w:p>
-    <w:pPr>
-      <w:contextualSpacing/>
-      <w:rPr>
-        <w:sz w:val="20"/>
-        <w:szCs w:val="20"/>
-      </w:rPr>
-    </w:pPr>
-    <w:r>
-      <w:rPr>
-        <w:sz w:val="20"/>
-        <w:szCs w:val="20"/>
-      </w:rPr>
-      <w:t xml:space="preserve">                   </w:t>
-    </w:r>
-    <w:r>
-      <w:rPr>
-        <w:sz w:val="20"/>
-        <w:szCs w:val="20"/>
-      </w:rPr>
-      <w:t xml:space="preserve">       </w:t>
-    </w:r>
-    <w:r>
-      <w:rPr>
-        <w:sz w:val="20"/>
-        <w:szCs w:val="20"/>
-      </w:rPr>
-      <w:t xml:space="preserve"> </w:t>
-    </w:r>
-    <w:r>
-      <w:rPr>
-        <w:sz w:val="20"/>
-        <w:szCs w:val="20"/>
-      </w:rPr>
-      <w:t xml:space="preserve"> </w:t>
-    </w:r>
-    <w:r>
-      <w:rPr>
-        <w:sz w:val="20"/>
-        <w:szCs w:val="20"/>
-      </w:rPr>
-      <w:t xml:space="preserve">  </w:t>
-    </w:r>
-    <w:r>
-      <w:rPr>
-        <w:sz w:val="20"/>
-        <w:szCs w:val="20"/>
-      </w:rPr>
-      <w:t xml:space="preserve"> </w:t>
-    </w:r>
-    <w:r>
-      <w:rPr>
-        <w:sz w:val="20"/>
-        <w:szCs w:val="20"/>
-      </w:rPr>
-      <w:t xml:space="preserve">Email: </w:t>
-    </w:r>
-    <w:r>
-      <w:rPr>
-        <w:sz w:val="20"/>
-        <w:szCs w:val="20"/>
-      </w:rPr>
-      <w:t xml:space="preserve">kgp-srinagar@jk.gov.in  </w:t>
-    </w:r>
-  </w:p>
+</w:hdr>
+</file>
+
+<file path=word/header3.xml><?xml version="1.0" encoding="utf-8"?>
+<w:hdr xmlns:wpc="http://schemas.microsoft.com/office/word/2010/wordprocessingCanvas" xmlns:cx="http://schemas.microsoft.com/office/drawing/2014/chartex" xmlns:cx1="http://schemas.microsoft.com/office/drawing/2015/9/8/chartex" xmlns:cx2="http://schemas.microsoft.com/office/drawing/2015/10/21/chartex" xmlns:cx3="http://schemas.microsoft.com/office/drawing/2016/5/9/chartex" xmlns:cx4="http://schemas.microsoft.com/office/drawing/2016/5/10/chartex" xmlns:cx5="http://schemas.microsoft.com/office/drawing/2016/5/11/chartex" xmlns:cx6="http://schemas.microsoft.com/office/drawing/2016/5/12/chartex" xmlns:cx7="http://schemas.microsoft.com/office/drawing/2016/5/13/chartex" xmlns:cx8="http://schemas.microsoft.com/office/drawing/2016/5/14/chartex" xmlns:mc="http://schemas.openxmlformats.org/markup-compatibility/2006" xmlns:aink="http://schemas.microsoft.com/office/drawing/2016/ink" xmlns:am3d="http://schemas.microsoft.com/office/drawing/2017/model3d" xmlns:o="urn:schemas-microsoft-com:office:office" xmlns:oel="http://schemas.microsoft.com/office/2019/extlst" xmlns:r="http://schemas.openxmlformats.org/officeDocument/2006/relationships" xmlns:m="http://schemas.openxmlformats.org/officeDocument/2006/math" xmlns:v="urn:schemas-microsoft-com:vml" xmlns:wp14="http://schemas.microsoft.com/office/word/2010/wordprocessingDrawing" xmlns:wp="http://schemas.openxmlformats.org/drawingml/2006/wordprocessingDrawing" xmlns:w10="urn:schemas-microsoft-com:office:word" xmlns:w="http://schemas.openxmlformats.org/wordprocessingml/2006/main" xmlns:w14="http://schemas.microsoft.com/office/word/2010/wordml" xmlns:w15="http://schemas.microsoft.com/office/word/2012/wordml" xmlns:w16cex="http://schemas.microsoft.com/office/word/2018/wordml/cex" xmlns:w16cid="http://schemas.microsoft.com/office/word/2016/wordml/cid" xmlns:w16="http://schemas.microsoft.com/office/word/2018/wordml" xmlns:w16du="http://schemas.microsoft.com/office/word/2023/wordml/word16du" xmlns:w16sdtdh="http://schemas.microsoft.com/office/word/2020/wordml/sdtdatahash" xmlns:w16sdtfl="http://schemas.microsoft.com/office/word/2024/wordml/sdtformatlock" xmlns:w16se="http://schemas.microsoft.com/office/word/2015/wordml/symex" xmlns:wpg="http://schemas.microsoft.com/office/word/2010/wordprocessingGroup" xmlns:wpi="http://schemas.microsoft.com/office/word/2010/wordprocessingInk" xmlns:wne="http://schemas.microsoft.com/office/word/2006/wordml" xmlns:wps="http://schemas.microsoft.com/office/word/2010/wordprocessingShape" mc:Ignorable="w14 w15 w16se w16cid w16 w16cex w16sdtdh w16sdtfl w16du wp14">
   <w:p>
     <w:pPr>
       <w:pStyle w:val="Header"/>
